--- a/docs/assets/cv.docx
+++ b/docs/assets/cv.docx
@@ -209,7 +209,7 @@
                 <w:color w:val="636E72"/>
                 <w:sz w:val="22"/>
               </w:rPr>
-              <w:t>Beschikbaar per</w:t>
+              <w:t>Functie</w:t>
             </w:r>
           </w:p>
         </w:tc>
@@ -228,7 +228,7 @@
               <w:rPr>
                 <w:sz w:val="22"/>
               </w:rPr>
-              <w:t>1 januari 2026</w:t>
+              <w:t>IT-Architect</w:t>
             </w:r>
           </w:p>
         </w:tc>
@@ -251,7 +251,7 @@
                 <w:color w:val="636E72"/>
                 <w:sz w:val="22"/>
               </w:rPr>
-              <w:t>Functie</w:t>
+              <w:t>Beschikbaar per</w:t>
             </w:r>
           </w:p>
         </w:tc>
@@ -270,7 +270,7 @@
               <w:rPr>
                 <w:sz w:val="22"/>
               </w:rPr>
-              <w:t>IT-Architect</w:t>
+              <w:t>1 januari 2026</w:t>
             </w:r>
           </w:p>
         </w:tc>
@@ -384,10 +384,7 @@
         <w:t xml:space="preserve">1997  </w:t>
       </w:r>
       <w:r>
-        <w:t>PION</w:t>
-      </w:r>
-      <w:r>
-        <w:t xml:space="preserve"> — Siemens</w:t>
+        <w:t>PION — Siemens</w:t>
       </w:r>
       <w:r>
         <w:t>, Den Haag</w:t>
@@ -405,10 +402,7 @@
         <w:t xml:space="preserve">1989–1995  </w:t>
       </w:r>
       <w:r>
-        <w:t>WO Algemene Economie</w:t>
-      </w:r>
-      <w:r>
-        <w:t xml:space="preserve"> — Erasmus Universiteit</w:t>
+        <w:t>WO Algemene Economie — Erasmus Universiteit</w:t>
       </w:r>
       <w:r>
         <w:t>, Rotterdam</w:t>
@@ -426,10 +420,7 @@
         <w:t xml:space="preserve">1983–1989  </w:t>
       </w:r>
       <w:r>
-        <w:t>VWO</w:t>
-      </w:r>
-      <w:r>
-        <w:t xml:space="preserve"> — Willem de Zwijger</w:t>
+        <w:t>VWO — Willem de Zwijger</w:t>
       </w:r>
       <w:r>
         <w:t>, Schoonhoven</w:t>
@@ -463,10 +454,7 @@
         <w:t xml:space="preserve">2025  </w:t>
       </w:r>
       <w:r>
-        <w:t>ArchiMate® 3</w:t>
-      </w:r>
-      <w:r>
-        <w:t xml:space="preserve"> — The Open Group</w:t>
+        <w:t>ArchiMate® 3 — The Open Group</w:t>
       </w:r>
     </w:p>
     <w:p>
@@ -480,10 +468,7 @@
         <w:t xml:space="preserve">2022  </w:t>
       </w:r>
       <w:r>
-        <w:t>SAFe@ 5 Architect</w:t>
-      </w:r>
-      <w:r>
-        <w:t xml:space="preserve"> — Scaled Agile Inc</w:t>
+        <w:t>SAFe@ 5 Architect — Scaled Agile Inc</w:t>
       </w:r>
     </w:p>
     <w:p>
@@ -497,10 +482,7 @@
         <w:t xml:space="preserve">2019  </w:t>
       </w:r>
       <w:r>
-        <w:t>SOA Professional Gen 1 (mod 1,3, 8) (Honors)</w:t>
-      </w:r>
-      <w:r>
-        <w:t xml:space="preserve"> — Arcitura</w:t>
+        <w:t>SOA Professional Gen 1 (mod 1,3, 8) (Honors) — Arcitura</w:t>
       </w:r>
     </w:p>
     <w:p>
@@ -685,6 +667,117 @@
         <w:rPr>
           <w:color w:val="636E72"/>
         </w:rPr>
+        <w:t xml:space="preserve">2026 – heden  </w:t>
+      </w:r>
+      <w:r>
+        <w:t>Gemeente Utrecht</w:t>
+      </w:r>
+      <w:r>
+        <w:t xml:space="preserve"> — ICT-Architect</w:t>
+      </w:r>
+    </w:p>
+    <w:p>
+      <w:pPr>
+        <w:spacing w:after="60"/>
+      </w:pPr>
+      <w:r>
+        <w:rPr>
+          <w:b/>
+          <w:color w:val="636E72"/>
+          <w:sz w:val="20"/>
+        </w:rPr>
+        <w:t>Werkzaamheden</w:t>
+      </w:r>
+    </w:p>
+    <w:p>
+      <w:pPr>
+        <w:spacing w:after="120"/>
+      </w:pPr>
+      <w:r>
+        <w:t>• Opstellen van Project Start Architecturen (PSA's) voor digitale voorzieningen, aansluitend op de Common Ground-principes.</w:t>
+      </w:r>
+      <w:r>
+        <w:br/>
+      </w:r>
+      <w:r>
+        <w:t>• Afstemming met leveranciers over doorontwikkeling van applicaties en componenten conform Common Ground; beoordelen van roadmaps en architectuurkeuzes.</w:t>
+      </w:r>
+      <w:r>
+        <w:br/>
+      </w:r>
+      <w:r>
+        <w:t>• Adviseren over de transitie van monolithische naar componentgerichte architectuur op basis van open standaarden en herbruikbare bouwstenen.</w:t>
+      </w:r>
+      <w:r>
+        <w:br/>
+      </w:r>
+      <w:r>
+        <w:t>• Bijdragen aan gemeentebrede architectuurkaders en het vertalen van GEMMA-richtlijnen naar concrete oplossingen.</w:t>
+      </w:r>
+    </w:p>
+    <w:p>
+      <w:pPr>
+        <w:spacing w:after="60"/>
+      </w:pPr>
+      <w:r>
+        <w:rPr>
+          <w:b/>
+          <w:color w:val="636E72"/>
+          <w:sz w:val="20"/>
+        </w:rPr>
+        <w:t>Belangrijkste prestaties</w:t>
+      </w:r>
+    </w:p>
+    <w:p>
+      <w:pPr>
+        <w:spacing w:after="120"/>
+      </w:pPr>
+      <w:r>
+        <w:t>• PSA's opgeleverd die als leidraad dienen voor leveranciersgesprekken en interne besluitvorming rondom Common Ground-implementatie.</w:t>
+      </w:r>
+      <w:r>
+        <w:br/>
+      </w:r>
+      <w:r>
+        <w:t>• Leveranciers constructief begeleid in het aligneren van hun productontwikkeling op Common Ground-principes en open standaarden.</w:t>
+      </w:r>
+    </w:p>
+    <w:p>
+      <w:pPr>
+        <w:spacing w:after="60"/>
+      </w:pPr>
+      <w:r>
+        <w:rPr>
+          <w:b/>
+          <w:color w:val="636E72"/>
+          <w:sz w:val="20"/>
+        </w:rPr>
+        <w:t>Trefwoorden</w:t>
+      </w:r>
+    </w:p>
+    <w:p>
+      <w:pPr>
+        <w:spacing w:after="120"/>
+      </w:pPr>
+      <w:r>
+        <w:t>Common Ground, GEMMA, PSA, API-first, NL API Strategie, Zaakgericht werken, Haven, Kubernetes, leveranciersmanagement, Digitalisering overheid</w:t>
+      </w:r>
+    </w:p>
+    <w:p>
+      <w:pPr>
+        <w:pBdr>
+          <w:bottom w:val="single" w:sz="6" w:space="1" w:color="B2BEC3"/>
+        </w:pBdr>
+      </w:pPr>
+    </w:p>
+    <w:p>
+      <w:pPr>
+        <w:spacing w:after="120"/>
+      </w:pPr>
+      <w:r>
+        <w:rPr>
+          <w:color w:val="636E72"/>
+        </w:rPr>
         <w:t xml:space="preserve">2025 – heden  </w:t>
       </w:r>
       <w:r>
@@ -737,6 +830,48 @@
       </w:r>
       <w:r>
         <w:t>• Verbeterde samenhang tussen infrastructuur, applicaties en dienstverlening; focus op betrouwbaarheid, beveiliging en beheersbaarheid.</w:t>
+      </w:r>
+    </w:p>
+    <w:p>
+      <w:pPr>
+        <w:spacing w:after="60"/>
+      </w:pPr>
+      <w:r>
+        <w:rPr>
+          <w:b/>
+          <w:color w:val="636E72"/>
+          <w:sz w:val="20"/>
+        </w:rPr>
+        <w:t>Belangrijkste prestaties</w:t>
+      </w:r>
+    </w:p>
+    <w:p>
+      <w:pPr>
+        <w:spacing w:after="120"/>
+      </w:pPr>
+      <w:r>
+        <w:t>• Architectuurdenken verankerd in de organisatie door een reeks minicursussen en praktische templates; teams betrekken nu vroegtijdig architectuur en besluiten worden vastgelegd met ADR’s.</w:t>
+      </w:r>
+    </w:p>
+    <w:p>
+      <w:pPr>
+        <w:spacing w:after="60"/>
+      </w:pPr>
+      <w:r>
+        <w:rPr>
+          <w:b/>
+          <w:color w:val="636E72"/>
+          <w:sz w:val="20"/>
+        </w:rPr>
+        <w:t>Trefwoorden</w:t>
+      </w:r>
+    </w:p>
+    <w:p>
+      <w:pPr>
+        <w:spacing w:after="120"/>
+      </w:pPr>
+      <w:r>
+        <w:t>GEMMA, Common Ground, BlueDolphin, Digitalisering overheid, Federatieve Service Connectiviteit (FSC), API-Gateway</w:t>
       </w:r>
     </w:p>
     <w:p>
@@ -798,6 +933,54 @@
     </w:p>
     <w:p>
       <w:pPr>
+        <w:spacing w:after="60"/>
+      </w:pPr>
+      <w:r>
+        <w:rPr>
+          <w:b/>
+          <w:color w:val="636E72"/>
+          <w:sz w:val="20"/>
+        </w:rPr>
+        <w:t>Belangrijkste prestaties</w:t>
+      </w:r>
+    </w:p>
+    <w:p>
+      <w:pPr>
+        <w:spacing w:after="120"/>
+      </w:pPr>
+      <w:r>
+        <w:t>• Door agile-teams actief te ondersteunen en aandachtig te luisteren naar hun uitdagingen, heb ik bijgedragen aan een cultuur waarin externe ontwikkelaars zich verbonden voelen met de doelstellingen van de Belastingdienst. Dit stimuleert hen om met betrokkenheid en toewijding te werken aan deze doelen en versterkt de innovatiekracht binnen de organisatie, waardoor het ontwikkelen van software steeds aantrekkelijker wordt.</w:t>
+      </w:r>
+    </w:p>
+    <w:p>
+      <w:pPr>
+        <w:spacing w:after="60"/>
+      </w:pPr>
+      <w:r>
+        <w:rPr>
+          <w:b/>
+          <w:color w:val="636E72"/>
+          <w:sz w:val="20"/>
+        </w:rPr>
+        <w:t>Trefwoorden</w:t>
+      </w:r>
+    </w:p>
+    <w:p>
+      <w:pPr>
+        <w:spacing w:after="120"/>
+      </w:pPr>
+      <w:r>
+        <w:t>Service Oriented Architecture, SAFE, migratie monolithisch systeem naar microservices, micro frontend, IAM</w:t>
+      </w:r>
+      <w:r>
+        <w:br/>
+      </w:r>
+      <w:r>
+        <w:t>gi</w:t>
+      </w:r>
+    </w:p>
+    <w:p>
+      <w:pPr>
         <w:pBdr>
           <w:bottom w:val="single" w:sz="6" w:space="1" w:color="B2BEC3"/>
         </w:pBdr>
@@ -855,6 +1038,48 @@
     </w:p>
     <w:p>
       <w:pPr>
+        <w:spacing w:after="60"/>
+      </w:pPr>
+      <w:r>
+        <w:rPr>
+          <w:b/>
+          <w:color w:val="636E72"/>
+          <w:sz w:val="20"/>
+        </w:rPr>
+        <w:t>Belangrijkste prestaties</w:t>
+      </w:r>
+    </w:p>
+    <w:p>
+      <w:pPr>
+        <w:spacing w:after="120"/>
+      </w:pPr>
+      <w:r>
+        <w:t>Herziening van de technologiekeuzes waarbij de doeltechnologie is herzien. Daarnaast heb ik de keuzes op het gebied van orkestratie en asynchrone verwerkingen en communicatiepatronen vastgelegd en uitgedragen aan de teams.</w:t>
+      </w:r>
+    </w:p>
+    <w:p>
+      <w:pPr>
+        <w:spacing w:after="60"/>
+      </w:pPr>
+      <w:r>
+        <w:rPr>
+          <w:b/>
+          <w:color w:val="636E72"/>
+          <w:sz w:val="20"/>
+        </w:rPr>
+        <w:t>Trefwoorden</w:t>
+      </w:r>
+    </w:p>
+    <w:p>
+      <w:pPr>
+        <w:spacing w:after="120"/>
+      </w:pPr>
+      <w:r>
+        <w:t>Service Oriented Architecture, SAFE, migratie monolithisch systeem naar microservices, micro frontend, IAM</w:t>
+      </w:r>
+    </w:p>
+    <w:p>
+      <w:pPr>
         <w:pBdr>
           <w:bottom w:val="single" w:sz="6" w:space="1" w:color="B2BEC3"/>
         </w:pBdr>
@@ -896,6 +1121,48 @@
       </w:pPr>
       <w:r>
         <w:t>In het hoofdontwerpteam Inkomensheffing was ik medeverantwoordelijk voor het beschrijven van de solution op basis van de domeinarchitectuur; ik heb het team versterkt door een SOA-certificeringstraject te initiëren en de principes direct in de praktijk te brengen. Als projectarchitect voor Inkomensheffing was ik aanspreekpunt voor regelanalyse vraagstukken. Mijn kerntaken bestonden uit het opstellen van van impactanalyses en het  vastleggen van een referentie architectuur voor het realiseren van een service georiënteerd landschap.</w:t>
+      </w:r>
+    </w:p>
+    <w:p>
+      <w:pPr>
+        <w:spacing w:after="60"/>
+      </w:pPr>
+      <w:r>
+        <w:rPr>
+          <w:b/>
+          <w:color w:val="636E72"/>
+          <w:sz w:val="20"/>
+        </w:rPr>
+        <w:t>Belangrijkste prestaties</w:t>
+      </w:r>
+    </w:p>
+    <w:p>
+      <w:pPr>
+        <w:spacing w:after="120"/>
+      </w:pPr>
+      <w:r>
+        <w:t>Met mijn uitgebreide kennis van ontwikkeling van een service georiënteerd landschap heb ik de architecten van de IH enthousiast kunnen maken om dit complexe vraagstuk aan te pakken.</w:t>
+      </w:r>
+    </w:p>
+    <w:p>
+      <w:pPr>
+        <w:spacing w:after="60"/>
+      </w:pPr>
+      <w:r>
+        <w:rPr>
+          <w:b/>
+          <w:color w:val="636E72"/>
+          <w:sz w:val="20"/>
+        </w:rPr>
+        <w:t>Trefwoorden</w:t>
+      </w:r>
+    </w:p>
+    <w:p>
+      <w:pPr>
+        <w:spacing w:after="120"/>
+      </w:pPr>
+      <w:r>
+        <w:t>Service Oriented Architecture, Regelanalyse, impactanalyse</w:t>
       </w:r>
     </w:p>
     <w:p>
@@ -957,6 +1224,48 @@
     </w:p>
     <w:p>
       <w:pPr>
+        <w:spacing w:after="60"/>
+      </w:pPr>
+      <w:r>
+        <w:rPr>
+          <w:b/>
+          <w:color w:val="636E72"/>
+          <w:sz w:val="20"/>
+        </w:rPr>
+        <w:t>Belangrijkste prestaties</w:t>
+      </w:r>
+    </w:p>
+    <w:p>
+      <w:pPr>
+        <w:spacing w:after="120"/>
+      </w:pPr>
+      <w:r>
+        <w:t>In 2010 ben ik gevraagd om IT-architectuur in te richten bij een kleine IT organisatie. In 2018 zijn er zes IT-architecten in functie bij Stater, ligt er een door Gartner als kwalitatief zeer goed beoordeelde referentiearchitectuur voor digitale transformatie en is IT-architectuur vanzelfsprekend in de inmiddels middelgrote IT-organisatie.</w:t>
+      </w:r>
+    </w:p>
+    <w:p>
+      <w:pPr>
+        <w:spacing w:after="60"/>
+      </w:pPr>
+      <w:r>
+        <w:rPr>
+          <w:b/>
+          <w:color w:val="636E72"/>
+          <w:sz w:val="20"/>
+        </w:rPr>
+        <w:t>Trefwoorden</w:t>
+      </w:r>
+    </w:p>
+    <w:p>
+      <w:pPr>
+        <w:spacing w:after="120"/>
+      </w:pPr>
+      <w:r>
+        <w:t>DYA,PSA, Digitalisering, migratie van monoliet naar microservices</w:t>
+      </w:r>
+    </w:p>
+    <w:p>
+      <w:pPr>
         <w:pBdr>
           <w:bottom w:val="single" w:sz="6" w:space="1" w:color="B2BEC3"/>
         </w:pBdr>
@@ -1014,6 +1323,48 @@
     </w:p>
     <w:p>
       <w:pPr>
+        <w:spacing w:after="60"/>
+      </w:pPr>
+      <w:r>
+        <w:rPr>
+          <w:b/>
+          <w:color w:val="636E72"/>
+          <w:sz w:val="20"/>
+        </w:rPr>
+        <w:t>Belangrijkste prestaties</w:t>
+      </w:r>
+    </w:p>
+    <w:p>
+      <w:pPr>
+        <w:spacing w:after="120"/>
+      </w:pPr>
+      <w:r>
+        <w:t>Zelfstandig analyse en regie uitgevoerd over complexe conversie-issues in onbekend domein. Succesvolle, grote conversie van hypotheekportefeuille.</w:t>
+      </w:r>
+    </w:p>
+    <w:p>
+      <w:pPr>
+        <w:spacing w:after="60"/>
+      </w:pPr>
+      <w:r>
+        <w:rPr>
+          <w:b/>
+          <w:color w:val="636E72"/>
+          <w:sz w:val="20"/>
+        </w:rPr>
+        <w:t>Trefwoorden</w:t>
+      </w:r>
+    </w:p>
+    <w:p>
+      <w:pPr>
+        <w:spacing w:after="120"/>
+      </w:pPr>
+      <w:r>
+        <w:t>Hypotheken, migratie hypotheekportefeuille, Data-warehouse</w:t>
+      </w:r>
+    </w:p>
+    <w:p>
+      <w:pPr>
         <w:pBdr>
           <w:bottom w:val="single" w:sz="6" w:space="1" w:color="B2BEC3"/>
         </w:pBdr>
@@ -1055,6 +1406,48 @@
       </w:pPr>
       <w:r>
         <w:t>Vanaf 2005 verantwoordelijk voor de informatieanalyse, onderhoud logisch datamodel, functioneel ontwerp en test in een omgeving waarbij ontwikkeling in India werd uitgevoerd.</w:t>
+      </w:r>
+    </w:p>
+    <w:p>
+      <w:pPr>
+        <w:spacing w:after="60"/>
+      </w:pPr>
+      <w:r>
+        <w:rPr>
+          <w:b/>
+          <w:color w:val="636E72"/>
+          <w:sz w:val="20"/>
+        </w:rPr>
+        <w:t>Belangrijkste prestaties</w:t>
+      </w:r>
+    </w:p>
+    <w:p>
+      <w:pPr>
+        <w:spacing w:after="120"/>
+      </w:pPr>
+      <w:r>
+        <w:t>Regiefunctie bij de succesvolle conversie van de splitsing van de energiemarkt in Nederland.</w:t>
+      </w:r>
+    </w:p>
+    <w:p>
+      <w:pPr>
+        <w:spacing w:after="60"/>
+      </w:pPr>
+      <w:r>
+        <w:rPr>
+          <w:b/>
+          <w:color w:val="636E72"/>
+          <w:sz w:val="20"/>
+        </w:rPr>
+        <w:t>Trefwoorden</w:t>
+      </w:r>
+    </w:p>
+    <w:p>
+      <w:pPr>
+        <w:spacing w:after="120"/>
+      </w:pPr>
+      <w:r>
+        <w:t>Outsourcing India, splitsing energiemarkt, conversie</w:t>
       </w:r>
     </w:p>
     <w:p>
@@ -1106,6 +1499,48 @@
       </w:r>
       <w:r>
         <w:t>Vanaf 2001 was ik ontwikkelaar in het onderhoudsteam van een energieleverancier en initieerde ik continue verbetering, waaronder het automatiseren van OTAP-releases voor de billing-applicatie.</w:t>
+      </w:r>
+    </w:p>
+    <w:p>
+      <w:pPr>
+        <w:spacing w:after="60"/>
+      </w:pPr>
+      <w:r>
+        <w:rPr>
+          <w:b/>
+          <w:color w:val="636E72"/>
+          <w:sz w:val="20"/>
+        </w:rPr>
+        <w:t>Belangrijkste prestaties</w:t>
+      </w:r>
+    </w:p>
+    <w:p>
+      <w:pPr>
+        <w:spacing w:after="120"/>
+      </w:pPr>
+      <w:r>
+        <w:t>Continu verbeterproces vormgegeven voor het uitvoeren van applicatieonderhoud (ITIL). Als jong talent ook ingezet bij Atos Origin om landelijk verbeteringen door te voeren.</w:t>
+      </w:r>
+    </w:p>
+    <w:p>
+      <w:pPr>
+        <w:spacing w:after="60"/>
+      </w:pPr>
+      <w:r>
+        <w:rPr>
+          <w:b/>
+          <w:color w:val="636E72"/>
+          <w:sz w:val="20"/>
+        </w:rPr>
+        <w:t>Trefwoorden</w:t>
+      </w:r>
+    </w:p>
+    <w:p>
+      <w:pPr>
+        <w:spacing w:after="120"/>
+      </w:pPr>
+      <w:r>
+        <w:t>Oracle, ITIL, biling-applicatie, bankwezen, energiesector</w:t>
       </w:r>
     </w:p>
     <w:p>

--- a/docs/assets/cv.docx
+++ b/docs/assets/cv.docx
@@ -270,7 +270,7 @@
               <w:rPr>
                 <w:sz w:val="22"/>
               </w:rPr>
-              <w:t>1 januari 2026</w:t>
+              <w:t>1 september 2026</w:t>
             </w:r>
           </w:p>
         </w:tc>
@@ -384,7 +384,10 @@
         <w:t xml:space="preserve">1997  </w:t>
       </w:r>
       <w:r>
-        <w:t>PION — Siemens</w:t>
+        <w:t>PION</w:t>
+      </w:r>
+      <w:r>
+        <w:t xml:space="preserve"> — Siemens</w:t>
       </w:r>
       <w:r>
         <w:t>, Den Haag</w:t>
@@ -402,7 +405,10 @@
         <w:t xml:space="preserve">1989–1995  </w:t>
       </w:r>
       <w:r>
-        <w:t>WO Algemene Economie — Erasmus Universiteit</w:t>
+        <w:t>WO Algemene Economie</w:t>
+      </w:r>
+      <w:r>
+        <w:t xml:space="preserve"> — Erasmus Universiteit</w:t>
       </w:r>
       <w:r>
         <w:t>, Rotterdam</w:t>
@@ -420,7 +426,10 @@
         <w:t xml:space="preserve">1983–1989  </w:t>
       </w:r>
       <w:r>
-        <w:t>VWO — Willem de Zwijger</w:t>
+        <w:t>VWO</w:t>
+      </w:r>
+      <w:r>
+        <w:t xml:space="preserve"> — Willem de Zwijger</w:t>
       </w:r>
       <w:r>
         <w:t>, Schoonhoven</w:t>
@@ -454,7 +463,10 @@
         <w:t xml:space="preserve">2025  </w:t>
       </w:r>
       <w:r>
-        <w:t>ArchiMate® 3 — The Open Group</w:t>
+        <w:t>ArchiMate® 3</w:t>
+      </w:r>
+      <w:r>
+        <w:t xml:space="preserve"> — The Open Group</w:t>
       </w:r>
     </w:p>
     <w:p>
@@ -468,7 +480,10 @@
         <w:t xml:space="preserve">2022  </w:t>
       </w:r>
       <w:r>
-        <w:t>SAFe@ 5 Architect — Scaled Agile Inc</w:t>
+        <w:t>SAFe@ 5 Architect</w:t>
+      </w:r>
+      <w:r>
+        <w:t xml:space="preserve"> — Scaled Agile Inc</w:t>
       </w:r>
     </w:p>
     <w:p>
@@ -482,7 +497,10 @@
         <w:t xml:space="preserve">2019  </w:t>
       </w:r>
       <w:r>
-        <w:t>SOA Professional Gen 1 (mod 1,3, 8) (Honors) — Arcitura</w:t>
+        <w:t>SOA Professional Gen 1 (mod 1,3, 8) (Honors)</w:t>
+      </w:r>
+      <w:r>
+        <w:t xml:space="preserve"> — Arcitura</w:t>
       </w:r>
     </w:p>
     <w:p>
@@ -760,7 +778,7 @@
         <w:spacing w:after="120"/>
       </w:pPr>
       <w:r>
-        <w:t>Common Ground, GEMMA, PSA, API-first, NL API Strategie, Zaakgericht werken, Haven, Kubernetes, leveranciersmanagement, Digitalisering overheid</w:t>
+        <w:t>Common Ground, GEMMA, PSA, API-first, NL API Strategie, Zaakgericht werken,  Bizz Desgign, leveranciersmanagement, Digitalisering overheid</w:t>
       </w:r>
     </w:p>
     <w:p>
@@ -971,12 +989,6 @@
       </w:pPr>
       <w:r>
         <w:t>Service Oriented Architecture, SAFE, migratie monolithisch systeem naar microservices, micro frontend, IAM</w:t>
-      </w:r>
-      <w:r>
-        <w:br/>
-      </w:r>
-      <w:r>
-        <w:t>gi</w:t>
       </w:r>
     </w:p>
     <w:p>

--- a/docs/assets/cv.docx
+++ b/docs/assets/cv.docx
@@ -778,7 +778,7 @@
         <w:spacing w:after="120"/>
       </w:pPr>
       <w:r>
-        <w:t>Common Ground, GEMMA, PSA, API-first, NL API Strategie, Zaakgericht werken,  Bizz Desgign, leveranciersmanagement, Digitalisering overheid</w:t>
+        <w:t>Common Ground, GEMMA, PSA, API-first, NL API Strategie, Zaakgericht werken, BiZZdesign, leveranciersmanagement, Digitalisering overheid</w:t>
       </w:r>
     </w:p>
     <w:p>

--- a/docs/assets/cv.docx
+++ b/docs/assets/cv.docx
@@ -751,13 +751,19 @@
         <w:spacing w:after="120"/>
       </w:pPr>
       <w:r>
-        <w:t>• PSA's opgeleverd die als leidraad dienen voor leveranciersgesprekken en interne besluitvorming rondom Common Ground-implementatie.</w:t>
+        <w:t>• Leveranciers constructief begeleid in het aligneren van hun productontwikkeling op Common Ground-principes en open standaarden.</w:t>
       </w:r>
       <w:r>
         <w:br/>
       </w:r>
       <w:r>
-        <w:t>• Leveranciers constructief begeleid in het aligneren van hun productontwikkeling op Common Ground-principes en open standaarden.</w:t>
+        <w:t>• Bestaande Thema-architectuur vertaald naar Archimate views.</w:t>
+      </w:r>
+      <w:r>
+        <w:br/>
+      </w:r>
+      <w:r>
+        <w:t>• Verbeteren overlegstructuren architecten</w:t>
       </w:r>
     </w:p>
     <w:p>

--- a/docs/assets/cv.docx
+++ b/docs/assets/cv.docx
@@ -784,7 +784,7 @@
         <w:spacing w:after="120"/>
       </w:pPr>
       <w:r>
-        <w:t>Common Ground, GEMMA, PSA, API-first, NL API Strategie, Zaakgericht werken, BiZZdesign, leveranciersmanagement, Digitalisering overheid</w:t>
+        <w:t>Common Ground, GEMMA, PSA, Federatieve Service Connectiviteit (FSC), NL API Strategie, Zaakgericht werken, BiZZdesign, leveranciersmanagement, Digitalisering overheid</w:t>
       </w:r>
     </w:p>
     <w:p>

--- a/docs/assets/cv.docx
+++ b/docs/assets/cv.docx
@@ -691,7 +691,7 @@
         <w:t>Gemeente Utrecht</w:t>
       </w:r>
       <w:r>
-        <w:t xml:space="preserve"> — ICT-Architect</w:t>
+        <w:t xml:space="preserve"> — Soluiton Architect Common Ground</w:t>
       </w:r>
     </w:p>
     <w:p>
@@ -802,7 +802,7 @@
         <w:rPr>
           <w:color w:val="636E72"/>
         </w:rPr>
-        <w:t xml:space="preserve">2025 – heden  </w:t>
+        <w:t xml:space="preserve">2025 – 2025  </w:t>
       </w:r>
       <w:r>
         <w:t>Gemeente Almelo</w:t>

--- a/docs/assets/cv.docx
+++ b/docs/assets/cv.docx
@@ -691,7 +691,7 @@
         <w:t>Gemeente Utrecht</w:t>
       </w:r>
       <w:r>
-        <w:t xml:space="preserve"> — Soluiton Architect Common Ground</w:t>
+        <w:t xml:space="preserve"> — Solution Architect Common Ground</w:t>
       </w:r>
     </w:p>
     <w:p>
@@ -763,7 +763,7 @@
         <w:br/>
       </w:r>
       <w:r>
-        <w:t>• Verbeteren overlegstructuren architecten</w:t>
+        <w:t>• Verbeteren overlegstructuren architecten.</w:t>
       </w:r>
     </w:p>
     <w:p>

--- a/docs/assets/cv.docx
+++ b/docs/assets/cv.docx
@@ -284,6 +284,31 @@
       </w:pPr>
     </w:p>
     <w:p>
+      <w:r>
+        <w:rPr>
+          <w:b/>
+          <w:color w:val="636E72"/>
+          <w:sz w:val="22"/>
+        </w:rPr>
+        <w:t>KERNEXPERTISE</w:t>
+      </w:r>
+    </w:p>
+    <w:p>
+      <w:pPr>
+        <w:spacing w:after="120"/>
+      </w:pPr>
+      <w:r>
+        <w:t>Common Ground, GEMMA, PSA, Federatieve Service Connectiviteit (FSC), NL API Strategie, Zaakgericht werken, BiZZdesign, leveranciersmanagement, Digitalisering overheid, BlueDolphin, API-Gateway, Service Oriented Architecture, SAFE, migratie monolithisch systeem naar microservices, micro frontend, IAM, Regelanalyse, impactanalyse, DYA, Digitalisering, migratie van monoliet naar microservices, Hypotheken, migratie hypotheekportefeuille, Data-warehouse, Outsourcing India, splitsing energiemarkt, conversie, Oracle, ITIL, biling-applicatie, bankwezen, energiesector, ArchiMate® 3, SAFe@ 5 Architect, SOA Professional Gen 1 (mod 1,3, 8) (Honors)</w:t>
+      </w:r>
+    </w:p>
+    <w:p>
+      <w:pPr>
+        <w:pBdr>
+          <w:bottom w:val="single" w:sz="6" w:space="1" w:color="B2BEC3"/>
+        </w:pBdr>
+      </w:pPr>
+    </w:p>
+    <w:p>
       <w:pPr>
         <w:spacing w:after="120"/>
       </w:pPr>
@@ -369,7 +394,20 @@
           <w:color w:val="636E72"/>
           <w:sz w:val="22"/>
         </w:rPr>
-        <w:t>OPLEIDINGEN</w:t>
+        <w:t>ACHTERGROND</w:t>
+      </w:r>
+    </w:p>
+    <w:p>
+      <w:pPr>
+        <w:spacing w:after="60"/>
+      </w:pPr>
+      <w:r>
+        <w:rPr>
+          <w:b/>
+          <w:color w:val="636E72"/>
+          <w:sz w:val="20"/>
+        </w:rPr>
+        <w:t>Opleidingen</w:t>
       </w:r>
     </w:p>
     <w:p>
@@ -437,19 +475,15 @@
     </w:p>
     <w:p>
       <w:pPr>
-        <w:pBdr>
-          <w:bottom w:val="single" w:sz="6" w:space="1" w:color="B2BEC3"/>
-        </w:pBdr>
+        <w:spacing w:after="60"/>
       </w:pPr>
-    </w:p>
-    <w:p>
       <w:r>
         <w:rPr>
           <w:b/>
           <w:color w:val="636E72"/>
-          <w:sz w:val="22"/>
+          <w:sz w:val="20"/>
         </w:rPr>
-        <w:t>CERTIFICERINGEN</w:t>
+        <w:t>Belangrijkste certificeringen</w:t>
       </w:r>
     </w:p>
     <w:p>
@@ -658,6 +692,31 @@
       </w:r>
       <w:r>
         <w:t>IT-Architectuur in de praktijk, Cibit Academy</w:t>
+      </w:r>
+    </w:p>
+    <w:p>
+      <w:pPr>
+        <w:pBdr>
+          <w:bottom w:val="single" w:sz="6" w:space="1" w:color="B2BEC3"/>
+        </w:pBdr>
+      </w:pPr>
+    </w:p>
+    <w:p>
+      <w:r>
+        <w:rPr>
+          <w:b/>
+          <w:color w:val="636E72"/>
+          <w:sz w:val="22"/>
+        </w:rPr>
+        <w:t>OVERIGE CURSUSSEN</w:t>
+      </w:r>
+    </w:p>
+    <w:p>
+      <w:pPr>
+        <w:spacing w:after="60"/>
+      </w:pPr>
+      <w:r>
+        <w:t>Mastering the Requirements Process (Volere), Woningfinanciering I, Prince 2 Foundation, Dimensionaal Modelleren voor Datawarehouses, Business English, Methode en technieken voor informatieanalyse, Informatiesysteem-architectuur, Functioneel ontwerp van administratieve systemen, Testen in de praktijk, Certificering Oracle SQL, PL/SQL Opleiding tot Oracle Developer, Entity Relationship Modelling, Database ontwerp</w:t>
       </w:r>
     </w:p>
     <w:p>

--- a/docs/assets/cv.docx
+++ b/docs/assets/cv.docx
@@ -6,15 +6,66 @@
       <w:r>
         <w:rPr>
           <w:b/>
-          <w:color w:val="636E72"/>
+          <w:color w:val="0A66C2"/>
           <w:sz w:val="22"/>
         </w:rPr>
         <w:t>PERSOONLIJKE GEGEVENS</w:t>
       </w:r>
     </w:p>
+    <w:p>
+      <w:pPr>
+        <w:spacing w:after="120"/>
+        <w:jc w:val="right"/>
+      </w:pPr>
+      <w:r>
+        <w:drawing>
+          <wp:inline xmlns:a="http://schemas.openxmlformats.org/drawingml/2006/main" xmlns:pic="http://schemas.openxmlformats.org/drawingml/2006/picture">
+            <wp:extent cx="1097280" cy="1371935"/>
+            <wp:docPr id="1" name="Picture 1"/>
+            <wp:cNvGraphicFramePr>
+              <a:graphicFrameLocks noChangeAspect="1"/>
+            </wp:cNvGraphicFramePr>
+            <a:graphic>
+              <a:graphicData uri="http://schemas.openxmlformats.org/drawingml/2006/picture">
+                <pic:pic>
+                  <pic:nvPicPr>
+                    <pic:cNvPr id="0" name="profile-photo.jpg"/>
+                    <pic:cNvPicPr/>
+                  </pic:nvPicPr>
+                  <pic:blipFill>
+                    <a:blip r:embed="rId9"/>
+                    <a:stretch>
+                      <a:fillRect/>
+                    </a:stretch>
+                  </pic:blipFill>
+                  <pic:spPr>
+                    <a:xfrm>
+                      <a:off x="0" y="0"/>
+                      <a:ext cx="1097280" cy="1371935"/>
+                    </a:xfrm>
+                    <a:prstGeom prst="rect"/>
+                  </pic:spPr>
+                </pic:pic>
+              </a:graphicData>
+            </a:graphic>
+          </wp:inline>
+        </w:drawing>
+      </w:r>
+    </w:p>
+    <w:p>
+      <w:pPr>
+        <w:spacing w:after="160"/>
+      </w:pPr>
+      <w:r>
+        <w:rPr>
+          <w:color w:val="636E72"/>
+          <w:sz w:val="19"/>
+        </w:rPr>
+        <w:t>LinkedIn: https://www.linkedin.com/in/hans-blok/ · Website: https://www.2-minuten-it-architectuur.nl/ · GitHub: https://github.com/hans-blok · 06 3045 1822 · hans.blok@the-future-group.com</w:t>
+      </w:r>
+    </w:p>
     <w:tbl>
       <w:tblPr>
-        <w:tblStyle w:val="TableGrid"/>
         <w:tblW w:type="auto" w:w="0"/>
         <w:tblLayout w:type="fixed"/>
         <w:tblLook w:firstColumn="1" w:firstRow="1" w:lastColumn="0" w:lastRow="0" w:noHBand="0" w:noVBand="1" w:val="04A0"/>
@@ -287,19 +338,859 @@
       <w:r>
         <w:rPr>
           <w:b/>
-          <w:color w:val="636E72"/>
+          <w:color w:val="0A66C2"/>
           <w:sz w:val="22"/>
         </w:rPr>
         <w:t>KERNEXPERTISE</w:t>
       </w:r>
     </w:p>
+    <w:tbl>
+      <w:tblPr>
+        <w:tblW w:type="auto" w:w="0"/>
+        <w:tblLayout w:type="autofit"/>
+        <w:tblLook w:firstColumn="1" w:firstRow="1" w:lastColumn="0" w:lastRow="0" w:noHBand="0" w:noVBand="1" w:val="04A0"/>
+      </w:tblPr>
+      <w:tblGrid>
+        <w:gridCol w:w="2700"/>
+        <w:gridCol w:w="2700"/>
+        <w:gridCol w:w="2700"/>
+        <w:gridCol w:w="2700"/>
+      </w:tblGrid>
+      <w:tr>
+        <w:tc>
+          <w:tcPr>
+            <w:tcW w:type="dxa" w:w="2700"/>
+            <w:tcBorders>
+              <w:top w:val="none"/>
+              <w:left w:val="none"/>
+              <w:bottom w:val="none"/>
+              <w:right w:val="none"/>
+            </w:tcBorders>
+            <w:shd w:val="clear" w:fill="DFE6E9"/>
+          </w:tcPr>
+          <w:p>
+            <w:pPr>
+              <w:spacing w:after="40" w:before="40"/>
+            </w:pPr>
+            <w:r>
+              <w:rPr>
+                <w:sz w:val="19"/>
+              </w:rPr>
+              <w:t>Common Ground</w:t>
+            </w:r>
+          </w:p>
+        </w:tc>
+        <w:tc>
+          <w:tcPr>
+            <w:tcW w:type="dxa" w:w="2700"/>
+            <w:tcBorders>
+              <w:top w:val="none"/>
+              <w:left w:val="none"/>
+              <w:bottom w:val="none"/>
+              <w:right w:val="none"/>
+            </w:tcBorders>
+            <w:shd w:val="clear" w:fill="DFE6E9"/>
+          </w:tcPr>
+          <w:p>
+            <w:pPr>
+              <w:spacing w:after="40" w:before="40"/>
+            </w:pPr>
+            <w:r>
+              <w:rPr>
+                <w:sz w:val="19"/>
+              </w:rPr>
+              <w:t>GEMMA</w:t>
+            </w:r>
+          </w:p>
+        </w:tc>
+        <w:tc>
+          <w:tcPr>
+            <w:tcW w:type="dxa" w:w="2700"/>
+            <w:tcBorders>
+              <w:top w:val="none"/>
+              <w:left w:val="none"/>
+              <w:bottom w:val="none"/>
+              <w:right w:val="none"/>
+            </w:tcBorders>
+            <w:shd w:val="clear" w:fill="DFE6E9"/>
+          </w:tcPr>
+          <w:p>
+            <w:pPr>
+              <w:spacing w:after="40" w:before="40"/>
+            </w:pPr>
+            <w:r>
+              <w:rPr>
+                <w:sz w:val="19"/>
+              </w:rPr>
+              <w:t>PSA</w:t>
+            </w:r>
+          </w:p>
+        </w:tc>
+        <w:tc>
+          <w:tcPr>
+            <w:tcW w:type="dxa" w:w="2700"/>
+            <w:tcBorders>
+              <w:top w:val="none"/>
+              <w:left w:val="none"/>
+              <w:bottom w:val="none"/>
+              <w:right w:val="none"/>
+            </w:tcBorders>
+            <w:shd w:val="clear" w:fill="DFE6E9"/>
+          </w:tcPr>
+          <w:p>
+            <w:pPr>
+              <w:spacing w:after="40" w:before="40"/>
+            </w:pPr>
+            <w:r>
+              <w:rPr>
+                <w:sz w:val="19"/>
+              </w:rPr>
+              <w:t>Federatieve Service Connectiviteit (FSC)</w:t>
+            </w:r>
+          </w:p>
+        </w:tc>
+      </w:tr>
+      <w:tr>
+        <w:tc>
+          <w:tcPr>
+            <w:tcW w:type="dxa" w:w="2700"/>
+            <w:tcBorders>
+              <w:top w:val="none"/>
+              <w:left w:val="none"/>
+              <w:bottom w:val="none"/>
+              <w:right w:val="none"/>
+            </w:tcBorders>
+            <w:shd w:val="clear" w:fill="DFE6E9"/>
+          </w:tcPr>
+          <w:p>
+            <w:pPr>
+              <w:spacing w:after="40" w:before="40"/>
+            </w:pPr>
+            <w:r>
+              <w:rPr>
+                <w:sz w:val="19"/>
+              </w:rPr>
+              <w:t>NL API Strategie</w:t>
+            </w:r>
+          </w:p>
+        </w:tc>
+        <w:tc>
+          <w:tcPr>
+            <w:tcW w:type="dxa" w:w="2700"/>
+            <w:tcBorders>
+              <w:top w:val="none"/>
+              <w:left w:val="none"/>
+              <w:bottom w:val="none"/>
+              <w:right w:val="none"/>
+            </w:tcBorders>
+            <w:shd w:val="clear" w:fill="DFE6E9"/>
+          </w:tcPr>
+          <w:p>
+            <w:pPr>
+              <w:spacing w:after="40" w:before="40"/>
+            </w:pPr>
+            <w:r>
+              <w:rPr>
+                <w:sz w:val="19"/>
+              </w:rPr>
+              <w:t>Zaakgericht werken</w:t>
+            </w:r>
+          </w:p>
+        </w:tc>
+        <w:tc>
+          <w:tcPr>
+            <w:tcW w:type="dxa" w:w="2700"/>
+            <w:tcBorders>
+              <w:top w:val="none"/>
+              <w:left w:val="none"/>
+              <w:bottom w:val="none"/>
+              <w:right w:val="none"/>
+            </w:tcBorders>
+            <w:shd w:val="clear" w:fill="DFE6E9"/>
+          </w:tcPr>
+          <w:p>
+            <w:pPr>
+              <w:spacing w:after="40" w:before="40"/>
+            </w:pPr>
+            <w:r>
+              <w:rPr>
+                <w:sz w:val="19"/>
+              </w:rPr>
+              <w:t>BiZZdesign</w:t>
+            </w:r>
+          </w:p>
+        </w:tc>
+        <w:tc>
+          <w:tcPr>
+            <w:tcW w:type="dxa" w:w="2700"/>
+            <w:tcBorders>
+              <w:top w:val="none"/>
+              <w:left w:val="none"/>
+              <w:bottom w:val="none"/>
+              <w:right w:val="none"/>
+            </w:tcBorders>
+            <w:shd w:val="clear" w:fill="DFE6E9"/>
+          </w:tcPr>
+          <w:p>
+            <w:pPr>
+              <w:spacing w:after="40" w:before="40"/>
+            </w:pPr>
+            <w:r>
+              <w:rPr>
+                <w:sz w:val="19"/>
+              </w:rPr>
+              <w:t>leveranciersmanagement</w:t>
+            </w:r>
+          </w:p>
+        </w:tc>
+      </w:tr>
+      <w:tr>
+        <w:tc>
+          <w:tcPr>
+            <w:tcW w:type="dxa" w:w="2700"/>
+            <w:tcBorders>
+              <w:top w:val="none"/>
+              <w:left w:val="none"/>
+              <w:bottom w:val="none"/>
+              <w:right w:val="none"/>
+            </w:tcBorders>
+            <w:shd w:val="clear" w:fill="DFE6E9"/>
+          </w:tcPr>
+          <w:p>
+            <w:pPr>
+              <w:spacing w:after="40" w:before="40"/>
+            </w:pPr>
+            <w:r>
+              <w:rPr>
+                <w:sz w:val="19"/>
+              </w:rPr>
+              <w:t>Digitalisering overheid</w:t>
+            </w:r>
+          </w:p>
+        </w:tc>
+        <w:tc>
+          <w:tcPr>
+            <w:tcW w:type="dxa" w:w="2700"/>
+            <w:tcBorders>
+              <w:top w:val="none"/>
+              <w:left w:val="none"/>
+              <w:bottom w:val="none"/>
+              <w:right w:val="none"/>
+            </w:tcBorders>
+            <w:shd w:val="clear" w:fill="DFE6E9"/>
+          </w:tcPr>
+          <w:p>
+            <w:pPr>
+              <w:spacing w:after="40" w:before="40"/>
+            </w:pPr>
+            <w:r>
+              <w:rPr>
+                <w:sz w:val="19"/>
+              </w:rPr>
+              <w:t>BlueDolphin</w:t>
+            </w:r>
+          </w:p>
+        </w:tc>
+        <w:tc>
+          <w:tcPr>
+            <w:tcW w:type="dxa" w:w="2700"/>
+            <w:tcBorders>
+              <w:top w:val="none"/>
+              <w:left w:val="none"/>
+              <w:bottom w:val="none"/>
+              <w:right w:val="none"/>
+            </w:tcBorders>
+            <w:shd w:val="clear" w:fill="DFE6E9"/>
+          </w:tcPr>
+          <w:p>
+            <w:pPr>
+              <w:spacing w:after="40" w:before="40"/>
+            </w:pPr>
+            <w:r>
+              <w:rPr>
+                <w:sz w:val="19"/>
+              </w:rPr>
+              <w:t>API-Gateway</w:t>
+            </w:r>
+          </w:p>
+        </w:tc>
+        <w:tc>
+          <w:tcPr>
+            <w:tcW w:type="dxa" w:w="2700"/>
+            <w:tcBorders>
+              <w:top w:val="none"/>
+              <w:left w:val="none"/>
+              <w:bottom w:val="none"/>
+              <w:right w:val="none"/>
+            </w:tcBorders>
+            <w:shd w:val="clear" w:fill="DFE6E9"/>
+          </w:tcPr>
+          <w:p>
+            <w:pPr>
+              <w:spacing w:after="40" w:before="40"/>
+            </w:pPr>
+            <w:r>
+              <w:rPr>
+                <w:sz w:val="19"/>
+              </w:rPr>
+              <w:t>Service Oriented Architecture</w:t>
+            </w:r>
+          </w:p>
+        </w:tc>
+      </w:tr>
+      <w:tr>
+        <w:tc>
+          <w:tcPr>
+            <w:tcW w:type="dxa" w:w="2700"/>
+            <w:tcBorders>
+              <w:top w:val="none"/>
+              <w:left w:val="none"/>
+              <w:bottom w:val="none"/>
+              <w:right w:val="none"/>
+            </w:tcBorders>
+            <w:shd w:val="clear" w:fill="DFE6E9"/>
+          </w:tcPr>
+          <w:p>
+            <w:pPr>
+              <w:spacing w:after="40" w:before="40"/>
+            </w:pPr>
+            <w:r>
+              <w:rPr>
+                <w:sz w:val="19"/>
+              </w:rPr>
+              <w:t>SAFE</w:t>
+            </w:r>
+          </w:p>
+        </w:tc>
+        <w:tc>
+          <w:tcPr>
+            <w:tcW w:type="dxa" w:w="2700"/>
+            <w:tcBorders>
+              <w:top w:val="none"/>
+              <w:left w:val="none"/>
+              <w:bottom w:val="none"/>
+              <w:right w:val="none"/>
+            </w:tcBorders>
+            <w:shd w:val="clear" w:fill="DFE6E9"/>
+          </w:tcPr>
+          <w:p>
+            <w:pPr>
+              <w:spacing w:after="40" w:before="40"/>
+            </w:pPr>
+            <w:r>
+              <w:rPr>
+                <w:sz w:val="19"/>
+              </w:rPr>
+              <w:t>migratie monolithisch systeem naar microservices</w:t>
+            </w:r>
+          </w:p>
+        </w:tc>
+        <w:tc>
+          <w:tcPr>
+            <w:tcW w:type="dxa" w:w="2700"/>
+            <w:tcBorders>
+              <w:top w:val="none"/>
+              <w:left w:val="none"/>
+              <w:bottom w:val="none"/>
+              <w:right w:val="none"/>
+            </w:tcBorders>
+            <w:shd w:val="clear" w:fill="DFE6E9"/>
+          </w:tcPr>
+          <w:p>
+            <w:pPr>
+              <w:spacing w:after="40" w:before="40"/>
+            </w:pPr>
+            <w:r>
+              <w:rPr>
+                <w:sz w:val="19"/>
+              </w:rPr>
+              <w:t>micro frontend</w:t>
+            </w:r>
+          </w:p>
+        </w:tc>
+        <w:tc>
+          <w:tcPr>
+            <w:tcW w:type="dxa" w:w="2700"/>
+            <w:tcBorders>
+              <w:top w:val="none"/>
+              <w:left w:val="none"/>
+              <w:bottom w:val="none"/>
+              <w:right w:val="none"/>
+            </w:tcBorders>
+            <w:shd w:val="clear" w:fill="DFE6E9"/>
+          </w:tcPr>
+          <w:p>
+            <w:pPr>
+              <w:spacing w:after="40" w:before="40"/>
+            </w:pPr>
+            <w:r>
+              <w:rPr>
+                <w:sz w:val="19"/>
+              </w:rPr>
+              <w:t>IAM</w:t>
+            </w:r>
+          </w:p>
+        </w:tc>
+      </w:tr>
+      <w:tr>
+        <w:tc>
+          <w:tcPr>
+            <w:tcW w:type="dxa" w:w="2700"/>
+            <w:tcBorders>
+              <w:top w:val="none"/>
+              <w:left w:val="none"/>
+              <w:bottom w:val="none"/>
+              <w:right w:val="none"/>
+            </w:tcBorders>
+            <w:shd w:val="clear" w:fill="DFE6E9"/>
+          </w:tcPr>
+          <w:p>
+            <w:pPr>
+              <w:spacing w:after="40" w:before="40"/>
+            </w:pPr>
+            <w:r>
+              <w:rPr>
+                <w:sz w:val="19"/>
+              </w:rPr>
+              <w:t>Regelanalyse</w:t>
+            </w:r>
+          </w:p>
+        </w:tc>
+        <w:tc>
+          <w:tcPr>
+            <w:tcW w:type="dxa" w:w="2700"/>
+            <w:tcBorders>
+              <w:top w:val="none"/>
+              <w:left w:val="none"/>
+              <w:bottom w:val="none"/>
+              <w:right w:val="none"/>
+            </w:tcBorders>
+            <w:shd w:val="clear" w:fill="DFE6E9"/>
+          </w:tcPr>
+          <w:p>
+            <w:pPr>
+              <w:spacing w:after="40" w:before="40"/>
+            </w:pPr>
+            <w:r>
+              <w:rPr>
+                <w:sz w:val="19"/>
+              </w:rPr>
+              <w:t>impactanalyse</w:t>
+            </w:r>
+          </w:p>
+        </w:tc>
+        <w:tc>
+          <w:tcPr>
+            <w:tcW w:type="dxa" w:w="2700"/>
+            <w:tcBorders>
+              <w:top w:val="none"/>
+              <w:left w:val="none"/>
+              <w:bottom w:val="none"/>
+              <w:right w:val="none"/>
+            </w:tcBorders>
+            <w:shd w:val="clear" w:fill="DFE6E9"/>
+          </w:tcPr>
+          <w:p>
+            <w:pPr>
+              <w:spacing w:after="40" w:before="40"/>
+            </w:pPr>
+            <w:r>
+              <w:rPr>
+                <w:sz w:val="19"/>
+              </w:rPr>
+              <w:t>DYA</w:t>
+            </w:r>
+          </w:p>
+        </w:tc>
+        <w:tc>
+          <w:tcPr>
+            <w:tcW w:type="dxa" w:w="2700"/>
+            <w:tcBorders>
+              <w:top w:val="none"/>
+              <w:left w:val="none"/>
+              <w:bottom w:val="none"/>
+              <w:right w:val="none"/>
+            </w:tcBorders>
+            <w:shd w:val="clear" w:fill="DFE6E9"/>
+          </w:tcPr>
+          <w:p>
+            <w:pPr>
+              <w:spacing w:after="40" w:before="40"/>
+            </w:pPr>
+            <w:r>
+              <w:rPr>
+                <w:sz w:val="19"/>
+              </w:rPr>
+              <w:t>Digitalisering</w:t>
+            </w:r>
+          </w:p>
+        </w:tc>
+      </w:tr>
+      <w:tr>
+        <w:tc>
+          <w:tcPr>
+            <w:tcW w:type="dxa" w:w="2700"/>
+            <w:tcBorders>
+              <w:top w:val="none"/>
+              <w:left w:val="none"/>
+              <w:bottom w:val="none"/>
+              <w:right w:val="none"/>
+            </w:tcBorders>
+            <w:shd w:val="clear" w:fill="DFE6E9"/>
+          </w:tcPr>
+          <w:p>
+            <w:pPr>
+              <w:spacing w:after="40" w:before="40"/>
+            </w:pPr>
+            <w:r>
+              <w:rPr>
+                <w:sz w:val="19"/>
+              </w:rPr>
+              <w:t>migratie van monoliet naar microservices</w:t>
+            </w:r>
+          </w:p>
+        </w:tc>
+        <w:tc>
+          <w:tcPr>
+            <w:tcW w:type="dxa" w:w="2700"/>
+            <w:tcBorders>
+              <w:top w:val="none"/>
+              <w:left w:val="none"/>
+              <w:bottom w:val="none"/>
+              <w:right w:val="none"/>
+            </w:tcBorders>
+            <w:shd w:val="clear" w:fill="DFE6E9"/>
+          </w:tcPr>
+          <w:p>
+            <w:pPr>
+              <w:spacing w:after="40" w:before="40"/>
+            </w:pPr>
+            <w:r>
+              <w:rPr>
+                <w:sz w:val="19"/>
+              </w:rPr>
+              <w:t>Hypotheken</w:t>
+            </w:r>
+          </w:p>
+        </w:tc>
+        <w:tc>
+          <w:tcPr>
+            <w:tcW w:type="dxa" w:w="2700"/>
+            <w:tcBorders>
+              <w:top w:val="none"/>
+              <w:left w:val="none"/>
+              <w:bottom w:val="none"/>
+              <w:right w:val="none"/>
+            </w:tcBorders>
+            <w:shd w:val="clear" w:fill="DFE6E9"/>
+          </w:tcPr>
+          <w:p>
+            <w:pPr>
+              <w:spacing w:after="40" w:before="40"/>
+            </w:pPr>
+            <w:r>
+              <w:rPr>
+                <w:sz w:val="19"/>
+              </w:rPr>
+              <w:t>migratie hypotheekportefeuille</w:t>
+            </w:r>
+          </w:p>
+        </w:tc>
+        <w:tc>
+          <w:tcPr>
+            <w:tcW w:type="dxa" w:w="2700"/>
+            <w:tcBorders>
+              <w:top w:val="none"/>
+              <w:left w:val="none"/>
+              <w:bottom w:val="none"/>
+              <w:right w:val="none"/>
+            </w:tcBorders>
+            <w:shd w:val="clear" w:fill="DFE6E9"/>
+          </w:tcPr>
+          <w:p>
+            <w:pPr>
+              <w:spacing w:after="40" w:before="40"/>
+            </w:pPr>
+            <w:r>
+              <w:rPr>
+                <w:sz w:val="19"/>
+              </w:rPr>
+              <w:t>Data-warehouse</w:t>
+            </w:r>
+          </w:p>
+        </w:tc>
+      </w:tr>
+      <w:tr>
+        <w:tc>
+          <w:tcPr>
+            <w:tcW w:type="dxa" w:w="2700"/>
+            <w:tcBorders>
+              <w:top w:val="none"/>
+              <w:left w:val="none"/>
+              <w:bottom w:val="none"/>
+              <w:right w:val="none"/>
+            </w:tcBorders>
+            <w:shd w:val="clear" w:fill="DFE6E9"/>
+          </w:tcPr>
+          <w:p>
+            <w:pPr>
+              <w:spacing w:after="40" w:before="40"/>
+            </w:pPr>
+            <w:r>
+              <w:rPr>
+                <w:sz w:val="19"/>
+              </w:rPr>
+              <w:t>Outsourcing India</w:t>
+            </w:r>
+          </w:p>
+        </w:tc>
+        <w:tc>
+          <w:tcPr>
+            <w:tcW w:type="dxa" w:w="2700"/>
+            <w:tcBorders>
+              <w:top w:val="none"/>
+              <w:left w:val="none"/>
+              <w:bottom w:val="none"/>
+              <w:right w:val="none"/>
+            </w:tcBorders>
+            <w:shd w:val="clear" w:fill="DFE6E9"/>
+          </w:tcPr>
+          <w:p>
+            <w:pPr>
+              <w:spacing w:after="40" w:before="40"/>
+            </w:pPr>
+            <w:r>
+              <w:rPr>
+                <w:sz w:val="19"/>
+              </w:rPr>
+              <w:t>splitsing energiemarkt</w:t>
+            </w:r>
+          </w:p>
+        </w:tc>
+        <w:tc>
+          <w:tcPr>
+            <w:tcW w:type="dxa" w:w="2700"/>
+            <w:tcBorders>
+              <w:top w:val="none"/>
+              <w:left w:val="none"/>
+              <w:bottom w:val="none"/>
+              <w:right w:val="none"/>
+            </w:tcBorders>
+            <w:shd w:val="clear" w:fill="DFE6E9"/>
+          </w:tcPr>
+          <w:p>
+            <w:pPr>
+              <w:spacing w:after="40" w:before="40"/>
+            </w:pPr>
+            <w:r>
+              <w:rPr>
+                <w:sz w:val="19"/>
+              </w:rPr>
+              <w:t>conversie</w:t>
+            </w:r>
+          </w:p>
+        </w:tc>
+        <w:tc>
+          <w:tcPr>
+            <w:tcW w:type="dxa" w:w="2700"/>
+            <w:tcBorders>
+              <w:top w:val="none"/>
+              <w:left w:val="none"/>
+              <w:bottom w:val="none"/>
+              <w:right w:val="none"/>
+            </w:tcBorders>
+            <w:shd w:val="clear" w:fill="DFE6E9"/>
+          </w:tcPr>
+          <w:p>
+            <w:pPr>
+              <w:spacing w:after="40" w:before="40"/>
+            </w:pPr>
+            <w:r>
+              <w:rPr>
+                <w:sz w:val="19"/>
+              </w:rPr>
+              <w:t>Oracle</w:t>
+            </w:r>
+          </w:p>
+        </w:tc>
+      </w:tr>
+      <w:tr>
+        <w:tc>
+          <w:tcPr>
+            <w:tcW w:type="dxa" w:w="2700"/>
+            <w:tcBorders>
+              <w:top w:val="none"/>
+              <w:left w:val="none"/>
+              <w:bottom w:val="none"/>
+              <w:right w:val="none"/>
+            </w:tcBorders>
+            <w:shd w:val="clear" w:fill="DFE6E9"/>
+          </w:tcPr>
+          <w:p>
+            <w:pPr>
+              <w:spacing w:after="40" w:before="40"/>
+            </w:pPr>
+            <w:r>
+              <w:rPr>
+                <w:sz w:val="19"/>
+              </w:rPr>
+              <w:t>ITIL</w:t>
+            </w:r>
+          </w:p>
+        </w:tc>
+        <w:tc>
+          <w:tcPr>
+            <w:tcW w:type="dxa" w:w="2700"/>
+            <w:tcBorders>
+              <w:top w:val="none"/>
+              <w:left w:val="none"/>
+              <w:bottom w:val="none"/>
+              <w:right w:val="none"/>
+            </w:tcBorders>
+            <w:shd w:val="clear" w:fill="DFE6E9"/>
+          </w:tcPr>
+          <w:p>
+            <w:pPr>
+              <w:spacing w:after="40" w:before="40"/>
+            </w:pPr>
+            <w:r>
+              <w:rPr>
+                <w:sz w:val="19"/>
+              </w:rPr>
+              <w:t>billing-applicatie</w:t>
+            </w:r>
+          </w:p>
+        </w:tc>
+        <w:tc>
+          <w:tcPr>
+            <w:tcW w:type="dxa" w:w="2700"/>
+            <w:tcBorders>
+              <w:top w:val="none"/>
+              <w:left w:val="none"/>
+              <w:bottom w:val="none"/>
+              <w:right w:val="none"/>
+            </w:tcBorders>
+            <w:shd w:val="clear" w:fill="DFE6E9"/>
+          </w:tcPr>
+          <w:p>
+            <w:pPr>
+              <w:spacing w:after="40" w:before="40"/>
+            </w:pPr>
+            <w:r>
+              <w:rPr>
+                <w:sz w:val="19"/>
+              </w:rPr>
+              <w:t>bankwezen</w:t>
+            </w:r>
+          </w:p>
+        </w:tc>
+        <w:tc>
+          <w:tcPr>
+            <w:tcW w:type="dxa" w:w="2700"/>
+            <w:tcBorders>
+              <w:top w:val="none"/>
+              <w:left w:val="none"/>
+              <w:bottom w:val="none"/>
+              <w:right w:val="none"/>
+            </w:tcBorders>
+            <w:shd w:val="clear" w:fill="DFE6E9"/>
+          </w:tcPr>
+          <w:p>
+            <w:pPr>
+              <w:spacing w:after="40" w:before="40"/>
+            </w:pPr>
+            <w:r>
+              <w:rPr>
+                <w:sz w:val="19"/>
+              </w:rPr>
+              <w:t>energiesector</w:t>
+            </w:r>
+          </w:p>
+        </w:tc>
+      </w:tr>
+      <w:tr>
+        <w:tc>
+          <w:tcPr>
+            <w:tcW w:type="dxa" w:w="2700"/>
+            <w:tcBorders>
+              <w:top w:val="none"/>
+              <w:left w:val="none"/>
+              <w:bottom w:val="none"/>
+              <w:right w:val="none"/>
+            </w:tcBorders>
+            <w:shd w:val="clear" w:fill="DFE6E9"/>
+          </w:tcPr>
+          <w:p>
+            <w:pPr>
+              <w:spacing w:after="40" w:before="40"/>
+            </w:pPr>
+            <w:r>
+              <w:rPr>
+                <w:sz w:val="19"/>
+              </w:rPr>
+              <w:t>ArchiMate® 3</w:t>
+            </w:r>
+          </w:p>
+        </w:tc>
+        <w:tc>
+          <w:tcPr>
+            <w:tcW w:type="dxa" w:w="2700"/>
+            <w:tcBorders>
+              <w:top w:val="none"/>
+              <w:left w:val="none"/>
+              <w:bottom w:val="none"/>
+              <w:right w:val="none"/>
+            </w:tcBorders>
+            <w:shd w:val="clear" w:fill="DFE6E9"/>
+          </w:tcPr>
+          <w:p>
+            <w:pPr>
+              <w:spacing w:after="40" w:before="40"/>
+            </w:pPr>
+            <w:r>
+              <w:rPr>
+                <w:sz w:val="19"/>
+              </w:rPr>
+              <w:t>SAFe® 5 Architect</w:t>
+            </w:r>
+          </w:p>
+        </w:tc>
+        <w:tc>
+          <w:tcPr>
+            <w:tcW w:type="dxa" w:w="2700"/>
+            <w:tcBorders>
+              <w:top w:val="none"/>
+              <w:left w:val="none"/>
+              <w:bottom w:val="none"/>
+              <w:right w:val="none"/>
+            </w:tcBorders>
+            <w:shd w:val="clear" w:fill="DFE6E9"/>
+          </w:tcPr>
+          <w:p>
+            <w:pPr>
+              <w:spacing w:after="40" w:before="40"/>
+            </w:pPr>
+            <w:r>
+              <w:rPr>
+                <w:sz w:val="19"/>
+              </w:rPr>
+              <w:t>SOA Professional Gen 1 (mod 1,3, 8) (Honors)</w:t>
+            </w:r>
+          </w:p>
+        </w:tc>
+        <w:tc>
+          <w:tcPr>
+            <w:tcW w:type="dxa" w:w="2700"/>
+            <w:shd w:val="clear" w:fill="FFFFFF"/>
+          </w:tcPr>
+          <w:p/>
+        </w:tc>
+      </w:tr>
+    </w:tbl>
     <w:p>
       <w:pPr>
-        <w:spacing w:after="120"/>
+        <w:spacing w:after="60"/>
       </w:pPr>
-      <w:r>
-        <w:t>Common Ground, GEMMA, PSA, Federatieve Service Connectiviteit (FSC), NL API Strategie, Zaakgericht werken, BiZZdesign, leveranciersmanagement, Digitalisering overheid, BlueDolphin, API-Gateway, Service Oriented Architecture, SAFE, migratie monolithisch systeem naar microservices, micro frontend, IAM, Regelanalyse, impactanalyse, DYA, Digitalisering, migratie van monoliet naar microservices, Hypotheken, migratie hypotheekportefeuille, Data-warehouse, Outsourcing India, splitsing energiemarkt, conversie, Oracle, ITIL, biling-applicatie, bankwezen, energiesector, ArchiMate® 3, SAFe@ 5 Architect, SOA Professional Gen 1 (mod 1,3, 8) (Honors)</w:t>
-      </w:r>
     </w:p>
     <w:p>
       <w:pPr>
@@ -391,7 +1282,7 @@
       <w:r>
         <w:rPr>
           <w:b/>
-          <w:color w:val="636E72"/>
+          <w:color w:val="0A66C2"/>
           <w:sz w:val="22"/>
         </w:rPr>
         <w:t>ACHTERGROND</w:t>
@@ -514,7 +1405,7 @@
         <w:t xml:space="preserve">2022  </w:t>
       </w:r>
       <w:r>
-        <w:t>SAFe@ 5 Architect</w:t>
+        <w:t>SAFe® 5 Architect</w:t>
       </w:r>
       <w:r>
         <w:t xml:space="preserve"> — Scaled Agile Inc</w:t>
@@ -548,7 +1439,7 @@
       <w:r>
         <w:rPr>
           <w:b/>
-          <w:color w:val="636E72"/>
+          <w:color w:val="0A66C2"/>
           <w:sz w:val="22"/>
         </w:rPr>
         <w:t>CURSUSSEN</w:t>
@@ -593,7 +1484,7 @@
         <w:t xml:space="preserve">2022  </w:t>
       </w:r>
       <w:r>
-        <w:t>Certificering SAFe@ 5 Architect, Scaled Agile Inc</w:t>
+        <w:t>Certificering SAFe® 5 Architect, Scaled Agile Inc</w:t>
       </w:r>
     </w:p>
     <w:p>
@@ -705,7 +1596,7 @@
       <w:r>
         <w:rPr>
           <w:b/>
-          <w:color w:val="636E72"/>
+          <w:color w:val="0A66C2"/>
           <w:sz w:val="22"/>
         </w:rPr>
         <w:t>OVERIGE CURSUSSEN</w:t>
@@ -730,7 +1621,7 @@
       <w:r>
         <w:rPr>
           <w:b/>
-          <w:color w:val="636E72"/>
+          <w:color w:val="0A66C2"/>
           <w:sz w:val="22"/>
         </w:rPr>
         <w:t>WERKERVARING</w:t>
@@ -1005,7 +1896,7 @@
         <w:br/>
       </w:r>
       <w:r>
-        <w:t>• Samen met de software architecten definieer ik de visie op de technologie. Samen met lead architect en het MT zorg ik ervoor dat in de porfolio-laag ruimte komt om enablers te realiseren waarmee de visie wordt vormgegeven. Het traject bestaat uit een complexe migratie van een monoliet naar een gedistribueerd systeem. Daarnaast is een migratie uitgevoerd van een traditioneel hosting platform naar Redhat OpenShift. In de rol was ik verantwoordelijk voor het definiëren van een architectuur waar foutafhandeling en monitoring (Grafana, Open Telemetry) is ingericht.</w:t>
+        <w:t>• Samen met de software architecten definieer ik de visie op de technologie. Samen met lead architect en het MT zorg ik ervoor dat in de portfolio-laag ruimte komt om enablers te realiseren waarmee de visie wordt vormgegeven. Het traject bestaat uit een complexe migratie van een monoliet naar een gedistribueerd systeem. Daarnaast is een migratie uitgevoerd van een traditioneel hosting platform naar Red Hat OpenShift. In de rol was ik verantwoordelijk voor het definiëren van een architectuur waar foutafhandeling en monitoring (Grafana, Open Telemetry) is ingericht.</w:t>
       </w:r>
       <w:r>
         <w:br/>
@@ -1197,7 +2088,7 @@
         <w:spacing w:after="120"/>
       </w:pPr>
       <w:r>
-        <w:t>In het hoofdontwerpteam Inkomensheffing was ik medeverantwoordelijk voor het beschrijven van de solution op basis van de domeinarchitectuur; ik heb het team versterkt door een SOA-certificeringstraject te initiëren en de principes direct in de praktijk te brengen. Als projectarchitect voor Inkomensheffing was ik aanspreekpunt voor regelanalyse vraagstukken. Mijn kerntaken bestonden uit het opstellen van van impactanalyses en het  vastleggen van een referentie architectuur voor het realiseren van een service georiënteerd landschap.</w:t>
+        <w:t>In het hoofdontwerpteam Inkomensheffing was ik medeverantwoordelijk voor het beschrijven van de solution op basis van de domeinarchitectuur; ik heb het team versterkt door een SOA-certificeringstraject te initiëren en de principes direct in de praktijk te brengen. Als projectarchitect voor Inkomensheffing was ik aanspreekpunt voor regelanalyse vraagstukken. Mijn kerntaken bestonden uit het opstellen van impactanalyses en het vastleggen van een referentiearchitectuur voor het realiseren van een servicegeoriënteerd landschap.</w:t>
       </w:r>
     </w:p>
     <w:p>
@@ -1218,7 +2109,7 @@
         <w:spacing w:after="120"/>
       </w:pPr>
       <w:r>
-        <w:t>Met mijn uitgebreide kennis van ontwikkeling van een service georiënteerd landschap heb ik de architecten van de IH enthousiast kunnen maken om dit complexe vraagstuk aan te pakken.</w:t>
+        <w:t>Architecten van het IH-domein gemotiveerd en geactiveerd om een servicegeoriënteerde aanpak te adopteren, waarmee de basis is gelegd voor een toekomstvaste architectuur.</w:t>
       </w:r>
     </w:p>
     <w:p>
@@ -1296,7 +2187,7 @@
         <w:br/>
       </w:r>
       <w:r>
-        <w:t>In 2017 heb ik met een kernteam de referentiearchitectuur voor digitale transformatie opgesteld (Iconic Customer Journey, STP/papierloos,) en de organisatie begeleid van twee monolieten naar microservices, terwijl ik met R&amp;D en klanten blockchain-toepassingen onderzocht en via events een coalitie rondom deze innovaties bouwde.</w:t>
+        <w:t>In 2017 heb ik met een kernteam de referentiearchitectuur voor digitale transformatie opgesteld (Iconic Customer Journey, STP/papierloos) en de organisatie begeleid van twee monolieten naar microservices, terwijl ik met R&amp;D en klanten blockchain-toepassingen onderzocht en via events een coalitie rondom deze innovaties bouwde.</w:t>
       </w:r>
     </w:p>
     <w:p>
@@ -1338,7 +2229,7 @@
         <w:spacing w:after="120"/>
       </w:pPr>
       <w:r>
-        <w:t>DYA,PSA, Digitalisering, migratie van monoliet naar microservices</w:t>
+        <w:t>DYA, PSA, Digitalisering, migratie van monoliet naar microservices</w:t>
       </w:r>
     </w:p>
     <w:p>
@@ -1395,7 +2286,7 @@
         <w:br/>
       </w:r>
       <w:r>
-        <w:t>Zelfstandig analyse en regie uitgevoerd over complexe conversie-issues in onbekend domein.  Succesvolle, grote conversie van hypotheekportefeuille.</w:t>
+        <w:t>Zelfstandig analyse en regie uitgevoerd over complexe conversie-issues in onbekend domein. Succesvolle, grote conversie van hypotheekportefeuille.</w:t>
       </w:r>
     </w:p>
     <w:p>
@@ -1416,7 +2307,7 @@
         <w:spacing w:after="120"/>
       </w:pPr>
       <w:r>
-        <w:t>Zelfstandig analyse en regie uitgevoerd over complexe conversie-issues in onbekend domein. Succesvolle, grote conversie van hypotheekportefeuille.</w:t>
+        <w:t>Succesvol en zelfstandig regie gevoerd over complexe conversie-issues in een onbekend domein, wat heeft geleid tot een foutloze migratie van een grote hypotheekportefeuille.</w:t>
       </w:r>
     </w:p>
     <w:p>
@@ -1482,7 +2373,7 @@
         <w:spacing w:after="120"/>
       </w:pPr>
       <w:r>
-        <w:t>Vanaf 2005 verantwoordelijk voor de informatieanalyse, onderhoud logisch datamodel, functioneel ontwerp en test in een omgeving waarbij ontwikkeling in India werd uitgevoerd.</w:t>
+        <w:t>Vanaf 2005 was ik verantwoordelijk voor informatieanalyse, onderhoud van het logisch datamodel, functioneel ontwerp en test in een omgeving waarbij de ontwikkeling in India plaatsvond.</w:t>
       </w:r>
     </w:p>
     <w:p>
@@ -1542,13 +2433,13 @@
         <w:rPr>
           <w:color w:val="636E72"/>
         </w:rPr>
-        <w:t xml:space="preserve">1997-2005  </w:t>
+        <w:t xml:space="preserve">1997 – 2005  </w:t>
       </w:r>
       <w:r>
         <w:t>Atos Origin</w:t>
       </w:r>
       <w:r>
-        <w:t xml:space="preserve"> — Application Developer</w:t>
+        <w:t xml:space="preserve"> — Applicatieontwikkelaar</w:t>
       </w:r>
     </w:p>
     <w:p>
@@ -1617,7 +2508,7 @@
         <w:spacing w:after="120"/>
       </w:pPr>
       <w:r>
-        <w:t>Oracle, ITIL, biling-applicatie, bankwezen, energiesector</w:t>
+        <w:t>Oracle, ITIL, billing-applicatie, bankwezen, energiesector</w:t>
       </w:r>
     </w:p>
     <w:p>

--- a/docs/assets/cv.docx
+++ b/docs/assets/cv.docx
@@ -6,7 +6,7 @@
       <w:r>
         <w:rPr>
           <w:b/>
-          <w:color w:val="0A66C2"/>
+          <w:color w:val="111111"/>
           <w:sz w:val="22"/>
         </w:rPr>
         <w:t>PERSOONLIJKE GEGEVENS</w:t>
@@ -58,11 +58,103 @@
       </w:pPr>
       <w:r>
         <w:rPr>
-          <w:color w:val="636E72"/>
           <w:sz w:val="19"/>
         </w:rPr>
-        <w:t>LinkedIn: https://www.linkedin.com/in/hans-blok/ · Website: https://www.2-minuten-it-architectuur.nl/ · GitHub: https://github.com/hans-blok · 06 3045 1822 · hans.blok@the-future-group.com</w:t>
+        <w:t xml:space="preserve">🔗 </w:t>
       </w:r>
+      <w:hyperlink r:id="rId10">
+        <w:r>
+          <w:rPr>
+            <w:color w:val="1155CC"/>
+            <w:sz w:val="19"/>
+          </w:rPr>
+          <w:t>LinkedIn</w:t>
+        </w:r>
+      </w:hyperlink>
+      <w:r>
+        <w:rPr>
+          <w:sz w:val="19"/>
+        </w:rPr>
+        <w:t xml:space="preserve">     </w:t>
+      </w:r>
+      <w:r>
+        <w:rPr>
+          <w:sz w:val="19"/>
+        </w:rPr>
+        <w:t xml:space="preserve">🌐 </w:t>
+      </w:r>
+      <w:hyperlink r:id="rId11">
+        <w:r>
+          <w:rPr>
+            <w:color w:val="1155CC"/>
+            <w:sz w:val="19"/>
+          </w:rPr>
+          <w:t>Website</w:t>
+        </w:r>
+      </w:hyperlink>
+      <w:r>
+        <w:rPr>
+          <w:sz w:val="19"/>
+        </w:rPr>
+        <w:t xml:space="preserve">     </w:t>
+      </w:r>
+      <w:r>
+        <w:rPr>
+          <w:sz w:val="19"/>
+        </w:rPr>
+        <w:t xml:space="preserve">💻 </w:t>
+      </w:r>
+      <w:hyperlink r:id="rId12">
+        <w:r>
+          <w:rPr>
+            <w:color w:val="1155CC"/>
+            <w:sz w:val="19"/>
+          </w:rPr>
+          <w:t>GitHub</w:t>
+        </w:r>
+      </w:hyperlink>
+      <w:r>
+        <w:rPr>
+          <w:sz w:val="19"/>
+        </w:rPr>
+        <w:t xml:space="preserve">     </w:t>
+      </w:r>
+      <w:r>
+        <w:rPr>
+          <w:sz w:val="19"/>
+        </w:rPr>
+        <w:t xml:space="preserve">☎ </w:t>
+      </w:r>
+      <w:hyperlink r:id="rId13">
+        <w:r>
+          <w:rPr>
+            <w:color w:val="1155CC"/>
+            <w:sz w:val="19"/>
+          </w:rPr>
+          <w:t>06 3045 1822</w:t>
+        </w:r>
+      </w:hyperlink>
+      <w:r>
+        <w:rPr>
+          <w:sz w:val="19"/>
+        </w:rPr>
+        <w:t xml:space="preserve">     </w:t>
+      </w:r>
+      <w:r>
+        <w:rPr>
+          <w:sz w:val="19"/>
+        </w:rPr>
+        <w:t xml:space="preserve">✉ </w:t>
+      </w:r>
+      <w:hyperlink r:id="rId14">
+        <w:r>
+          <w:rPr>
+            <w:color w:val="1155CC"/>
+            <w:sz w:val="19"/>
+          </w:rPr>
+          <w:t>hans.blok@the-future-group.com</w:t>
+        </w:r>
+      </w:hyperlink>
     </w:p>
     <w:tbl>
       <w:tblPr>
@@ -338,7 +430,7 @@
       <w:r>
         <w:rPr>
           <w:b/>
-          <w:color w:val="0A66C2"/>
+          <w:color w:val="111111"/>
           <w:sz w:val="22"/>
         </w:rPr>
         <w:t>KERNEXPERTISE</w:t>
@@ -1282,7 +1374,7 @@
       <w:r>
         <w:rPr>
           <w:b/>
-          <w:color w:val="0A66C2"/>
+          <w:color w:val="111111"/>
           <w:sz w:val="22"/>
         </w:rPr>
         <w:t>ACHTERGROND</w:t>
@@ -1439,7 +1531,7 @@
       <w:r>
         <w:rPr>
           <w:b/>
-          <w:color w:val="0A66C2"/>
+          <w:color w:val="111111"/>
           <w:sz w:val="22"/>
         </w:rPr>
         <w:t>CURSUSSEN</w:t>
@@ -1596,7 +1688,7 @@
       <w:r>
         <w:rPr>
           <w:b/>
-          <w:color w:val="0A66C2"/>
+          <w:color w:val="111111"/>
           <w:sz w:val="22"/>
         </w:rPr>
         <w:t>OVERIGE CURSUSSEN</w:t>
@@ -1621,7 +1713,7 @@
       <w:r>
         <w:rPr>
           <w:b/>
-          <w:color w:val="0A66C2"/>
+          <w:color w:val="111111"/>
           <w:sz w:val="22"/>
         </w:rPr>
         <w:t>WERKERVARING</w:t>

--- a/docs/assets/cv.docx
+++ b/docs/assets/cv.docx
@@ -12,149 +12,184 @@
         <w:t>PERSOONLIJKE GEGEVENS</w:t>
       </w:r>
     </w:p>
+    <w:tbl>
+      <w:tblPr>
+        <w:tblW w:type="auto" w:w="0"/>
+        <w:tblLayout w:type="fixed"/>
+        <w:tblLook w:firstColumn="1" w:firstRow="1" w:lastColumn="0" w:lastRow="0" w:noHBand="0" w:noVBand="1" w:val="04A0"/>
+      </w:tblPr>
+      <w:tblGrid>
+        <w:gridCol w:w="5400"/>
+        <w:gridCol w:w="5400"/>
+      </w:tblGrid>
+      <w:tr>
+        <w:tc>
+          <w:tcPr>
+            <w:tcW w:type="dxa" w:w="7200"/>
+            <w:tcBorders>
+              <w:top w:val="none"/>
+              <w:left w:val="none"/>
+              <w:bottom w:val="none"/>
+              <w:right w:val="none"/>
+            </w:tcBorders>
+          </w:tcPr>
+          <w:p>
+            <w:pPr>
+              <w:spacing w:after="40"/>
+            </w:pPr>
+            <w:r>
+              <w:rPr>
+                <w:sz w:val="19"/>
+              </w:rPr>
+              <w:t xml:space="preserve">🔗 </w:t>
+            </w:r>
+            <w:hyperlink r:id="rId9">
+              <w:r>
+                <w:rPr>
+                  <w:color w:val="1155CC"/>
+                  <w:sz w:val="19"/>
+                </w:rPr>
+                <w:t>LinkedIn</w:t>
+              </w:r>
+            </w:hyperlink>
+          </w:p>
+          <w:p>
+            <w:pPr>
+              <w:spacing w:after="40"/>
+            </w:pPr>
+            <w:r>
+              <w:rPr>
+                <w:sz w:val="19"/>
+              </w:rPr>
+              <w:t xml:space="preserve">🌐 </w:t>
+            </w:r>
+            <w:hyperlink r:id="rId10">
+              <w:r>
+                <w:rPr>
+                  <w:color w:val="1155CC"/>
+                  <w:sz w:val="19"/>
+                </w:rPr>
+                <w:t>Website</w:t>
+              </w:r>
+            </w:hyperlink>
+          </w:p>
+          <w:p>
+            <w:pPr>
+              <w:spacing w:after="40"/>
+            </w:pPr>
+            <w:r>
+              <w:rPr>
+                <w:sz w:val="19"/>
+              </w:rPr>
+              <w:t xml:space="preserve">💻 </w:t>
+            </w:r>
+            <w:hyperlink r:id="rId11">
+              <w:r>
+                <w:rPr>
+                  <w:color w:val="1155CC"/>
+                  <w:sz w:val="19"/>
+                </w:rPr>
+                <w:t>GitHub</w:t>
+              </w:r>
+            </w:hyperlink>
+          </w:p>
+          <w:p>
+            <w:pPr>
+              <w:spacing w:after="40"/>
+            </w:pPr>
+            <w:r>
+              <w:rPr>
+                <w:sz w:val="19"/>
+              </w:rPr>
+              <w:t xml:space="preserve">☎ </w:t>
+            </w:r>
+            <w:hyperlink r:id="rId12">
+              <w:r>
+                <w:rPr>
+                  <w:color w:val="1155CC"/>
+                  <w:sz w:val="19"/>
+                </w:rPr>
+                <w:t>06 3045 1822</w:t>
+              </w:r>
+            </w:hyperlink>
+          </w:p>
+          <w:p>
+            <w:pPr>
+              <w:spacing w:after="40"/>
+            </w:pPr>
+            <w:r>
+              <w:rPr>
+                <w:sz w:val="19"/>
+              </w:rPr>
+              <w:t xml:space="preserve">✉ </w:t>
+            </w:r>
+            <w:hyperlink r:id="rId13">
+              <w:r>
+                <w:rPr>
+                  <w:color w:val="1155CC"/>
+                  <w:sz w:val="19"/>
+                </w:rPr>
+                <w:t>hans.blok@the-future-group.com</w:t>
+              </w:r>
+            </w:hyperlink>
+          </w:p>
+        </w:tc>
+        <w:tc>
+          <w:tcPr>
+            <w:tcW w:type="dxa" w:w="2016"/>
+            <w:tcBorders>
+              <w:top w:val="none"/>
+              <w:left w:val="none"/>
+              <w:bottom w:val="none"/>
+              <w:right w:val="none"/>
+            </w:tcBorders>
+          </w:tcPr>
+          <w:p>
+            <w:pPr>
+              <w:jc w:val="right"/>
+            </w:pPr>
+            <w:r>
+              <w:drawing>
+                <wp:inline xmlns:a="http://schemas.openxmlformats.org/drawingml/2006/main" xmlns:pic="http://schemas.openxmlformats.org/drawingml/2006/picture">
+                  <wp:extent cx="1097280" cy="1371935"/>
+                  <wp:docPr id="1" name="Picture 1"/>
+                  <wp:cNvGraphicFramePr>
+                    <a:graphicFrameLocks noChangeAspect="1"/>
+                  </wp:cNvGraphicFramePr>
+                  <a:graphic>
+                    <a:graphicData uri="http://schemas.openxmlformats.org/drawingml/2006/picture">
+                      <pic:pic>
+                        <pic:nvPicPr>
+                          <pic:cNvPr id="0" name="profile-photo.jpg"/>
+                          <pic:cNvPicPr/>
+                        </pic:nvPicPr>
+                        <pic:blipFill>
+                          <a:blip r:embed="rId14"/>
+                          <a:stretch>
+                            <a:fillRect/>
+                          </a:stretch>
+                        </pic:blipFill>
+                        <pic:spPr>
+                          <a:xfrm>
+                            <a:off x="0" y="0"/>
+                            <a:ext cx="1097280" cy="1371935"/>
+                          </a:xfrm>
+                          <a:prstGeom prst="rect"/>
+                        </pic:spPr>
+                      </pic:pic>
+                    </a:graphicData>
+                  </a:graphic>
+                </wp:inline>
+              </w:drawing>
+            </w:r>
+          </w:p>
+        </w:tc>
+      </w:tr>
+    </w:tbl>
     <w:p>
       <w:pPr>
-        <w:spacing w:after="120"/>
-        <w:jc w:val="right"/>
+        <w:spacing w:after="60"/>
       </w:pPr>
-      <w:r>
-        <w:drawing>
-          <wp:inline xmlns:a="http://schemas.openxmlformats.org/drawingml/2006/main" xmlns:pic="http://schemas.openxmlformats.org/drawingml/2006/picture">
-            <wp:extent cx="1097280" cy="1371935"/>
-            <wp:docPr id="1" name="Picture 1"/>
-            <wp:cNvGraphicFramePr>
-              <a:graphicFrameLocks noChangeAspect="1"/>
-            </wp:cNvGraphicFramePr>
-            <a:graphic>
-              <a:graphicData uri="http://schemas.openxmlformats.org/drawingml/2006/picture">
-                <pic:pic>
-                  <pic:nvPicPr>
-                    <pic:cNvPr id="0" name="profile-photo.jpg"/>
-                    <pic:cNvPicPr/>
-                  </pic:nvPicPr>
-                  <pic:blipFill>
-                    <a:blip r:embed="rId9"/>
-                    <a:stretch>
-                      <a:fillRect/>
-                    </a:stretch>
-                  </pic:blipFill>
-                  <pic:spPr>
-                    <a:xfrm>
-                      <a:off x="0" y="0"/>
-                      <a:ext cx="1097280" cy="1371935"/>
-                    </a:xfrm>
-                    <a:prstGeom prst="rect"/>
-                  </pic:spPr>
-                </pic:pic>
-              </a:graphicData>
-            </a:graphic>
-          </wp:inline>
-        </w:drawing>
-      </w:r>
-    </w:p>
-    <w:p>
-      <w:pPr>
-        <w:spacing w:after="160"/>
-      </w:pPr>
-      <w:r>
-        <w:rPr>
-          <w:sz w:val="19"/>
-        </w:rPr>
-        <w:t xml:space="preserve">🔗 </w:t>
-      </w:r>
-      <w:hyperlink r:id="rId10">
-        <w:r>
-          <w:rPr>
-            <w:color w:val="1155CC"/>
-            <w:sz w:val="19"/>
-          </w:rPr>
-          <w:t>LinkedIn</w:t>
-        </w:r>
-      </w:hyperlink>
-      <w:r>
-        <w:rPr>
-          <w:sz w:val="19"/>
-        </w:rPr>
-        <w:t xml:space="preserve">     </w:t>
-      </w:r>
-      <w:r>
-        <w:rPr>
-          <w:sz w:val="19"/>
-        </w:rPr>
-        <w:t xml:space="preserve">🌐 </w:t>
-      </w:r>
-      <w:hyperlink r:id="rId11">
-        <w:r>
-          <w:rPr>
-            <w:color w:val="1155CC"/>
-            <w:sz w:val="19"/>
-          </w:rPr>
-          <w:t>Website</w:t>
-        </w:r>
-      </w:hyperlink>
-      <w:r>
-        <w:rPr>
-          <w:sz w:val="19"/>
-        </w:rPr>
-        <w:t xml:space="preserve">     </w:t>
-      </w:r>
-      <w:r>
-        <w:rPr>
-          <w:sz w:val="19"/>
-        </w:rPr>
-        <w:t xml:space="preserve">💻 </w:t>
-      </w:r>
-      <w:hyperlink r:id="rId12">
-        <w:r>
-          <w:rPr>
-            <w:color w:val="1155CC"/>
-            <w:sz w:val="19"/>
-          </w:rPr>
-          <w:t>GitHub</w:t>
-        </w:r>
-      </w:hyperlink>
-      <w:r>
-        <w:rPr>
-          <w:sz w:val="19"/>
-        </w:rPr>
-        <w:t xml:space="preserve">     </w:t>
-      </w:r>
-      <w:r>
-        <w:rPr>
-          <w:sz w:val="19"/>
-        </w:rPr>
-        <w:t xml:space="preserve">☎ </w:t>
-      </w:r>
-      <w:hyperlink r:id="rId13">
-        <w:r>
-          <w:rPr>
-            <w:color w:val="1155CC"/>
-            <w:sz w:val="19"/>
-          </w:rPr>
-          <w:t>06 3045 1822</w:t>
-        </w:r>
-      </w:hyperlink>
-      <w:r>
-        <w:rPr>
-          <w:sz w:val="19"/>
-        </w:rPr>
-        <w:t xml:space="preserve">     </w:t>
-      </w:r>
-      <w:r>
-        <w:rPr>
-          <w:sz w:val="19"/>
-        </w:rPr>
-        <w:t xml:space="preserve">✉ </w:t>
-      </w:r>
-      <w:hyperlink r:id="rId14">
-        <w:r>
-          <w:rPr>
-            <w:color w:val="1155CC"/>
-            <w:sz w:val="19"/>
-          </w:rPr>
-          <w:t>hans.blok@the-future-group.com</w:t>
-        </w:r>
-      </w:hyperlink>
     </w:p>
     <w:tbl>
       <w:tblPr>

--- a/docs/assets/cv.docx
+++ b/docs/assets/cv.docx
@@ -78,12 +78,43 @@
               <w:spacing w:after="40"/>
             </w:pPr>
             <w:r>
-              <w:rPr>
-                <w:sz w:val="19"/>
-              </w:rPr>
-              <w:t xml:space="preserve">💻 </w:t>
+              <w:drawing>
+                <wp:inline xmlns:a="http://schemas.openxmlformats.org/drawingml/2006/main" xmlns:pic="http://schemas.openxmlformats.org/drawingml/2006/picture">
+                  <wp:extent cx="139700" cy="139700"/>
+                  <wp:docPr id="1" name="Picture 1"/>
+                  <wp:cNvGraphicFramePr>
+                    <a:graphicFrameLocks noChangeAspect="1"/>
+                  </wp:cNvGraphicFramePr>
+                  <a:graphic>
+                    <a:graphicData uri="http://schemas.openxmlformats.org/drawingml/2006/picture">
+                      <pic:pic>
+                        <pic:nvPicPr>
+                          <pic:cNvPr id="0" name="github.png"/>
+                          <pic:cNvPicPr/>
+                        </pic:nvPicPr>
+                        <pic:blipFill>
+                          <a:blip r:embed="rId11"/>
+                          <a:stretch>
+                            <a:fillRect/>
+                          </a:stretch>
+                        </pic:blipFill>
+                        <pic:spPr>
+                          <a:xfrm>
+                            <a:off x="0" y="0"/>
+                            <a:ext cx="139700" cy="139700"/>
+                          </a:xfrm>
+                          <a:prstGeom prst="rect"/>
+                        </pic:spPr>
+                      </pic:pic>
+                    </a:graphicData>
+                  </a:graphic>
+                </wp:inline>
+              </w:drawing>
             </w:r>
-            <w:hyperlink r:id="rId11">
+            <w:r>
+              <w:t xml:space="preserve"> </w:t>
+            </w:r>
+            <w:hyperlink r:id="rId12">
               <w:r>
                 <w:rPr>
                   <w:color w:val="1155CC"/>
@@ -103,7 +134,7 @@
               </w:rPr>
               <w:t xml:space="preserve">☎ </w:t>
             </w:r>
-            <w:hyperlink r:id="rId12">
+            <w:hyperlink r:id="rId13">
               <w:r>
                 <w:rPr>
                   <w:color w:val="1155CC"/>
@@ -123,7 +154,7 @@
               </w:rPr>
               <w:t xml:space="preserve">✉ </w:t>
             </w:r>
-            <w:hyperlink r:id="rId13">
+            <w:hyperlink r:id="rId14">
               <w:r>
                 <w:rPr>
                   <w:color w:val="1155CC"/>
@@ -152,7 +183,7 @@
               <w:drawing>
                 <wp:inline xmlns:a="http://schemas.openxmlformats.org/drawingml/2006/main" xmlns:pic="http://schemas.openxmlformats.org/drawingml/2006/picture">
                   <wp:extent cx="1097280" cy="1371935"/>
-                  <wp:docPr id="1" name="Picture 1"/>
+                  <wp:docPr id="2" name="Picture 2"/>
                   <wp:cNvGraphicFramePr>
                     <a:graphicFrameLocks noChangeAspect="1"/>
                   </wp:cNvGraphicFramePr>
@@ -164,7 +195,7 @@
                           <pic:cNvPicPr/>
                         </pic:nvPicPr>
                         <pic:blipFill>
-                          <a:blip r:embed="rId14"/>
+                          <a:blip r:embed="rId15"/>
                           <a:stretch>
                             <a:fillRect/>
                           </a:stretch>
